--- a/physics_course/word/lesson03.docx
+++ b/physics_course/word/lesson03.docx
@@ -21,52 +21,7 @@
         <w:rPr>
           <w:sz w:val="24"/>
         </w:rPr>
-        <w:t>ข้อ p1_l03_001: แรงเสียดทานสถิต (Static Friction) คือแรงเสียดทานที่เกิดขึ้นเมื่อใด?</w:t>
-      </w:r>
-    </w:p>
-    <w:p>
-      <w:pPr>
-        <w:pStyle w:val="ListBullet"/>
-        <w:ind w:left="720"/>
-      </w:pPr>
-      <w:r>
-        <w:t xml:space="preserve">    ก</w:t>
-      </w:r>
-    </w:p>
-    <w:p>
-      <w:pPr>
-        <w:pStyle w:val="ListBullet"/>
-        <w:ind w:left="720"/>
-      </w:pPr>
-      <w:r>
-        <w:t xml:space="preserve">    ข</w:t>
-      </w:r>
-    </w:p>
-    <w:p>
-      <w:pPr>
-        <w:pStyle w:val="ListBullet"/>
-        <w:ind w:left="720"/>
-      </w:pPr>
-      <w:r>
-        <w:t xml:space="preserve">    ค</w:t>
-      </w:r>
-    </w:p>
-    <w:p>
-      <w:pPr>
-        <w:pStyle w:val="ListBullet"/>
-        <w:ind w:left="720"/>
-      </w:pPr>
-      <w:r>
-        <w:t xml:space="preserve">    ง</w:t>
-      </w:r>
-    </w:p>
-    <w:p/>
-    <w:p>
-      <w:r>
-        <w:rPr>
-          <w:sz w:val="24"/>
-        </w:rPr>
-        <w:t>ข้อ p1_l03_002: ข้อใดต่อไปนี้ไม่จริงสำหรับแรงเสียดทานจลน์?</w:t>
+        <w:t>1. แรงเสียดทานสถิต (Static Friction) คือแรงเสียดทานที่เกิดขึ้นเมื่อใด?</w:t>
       </w:r>
     </w:p>
     <w:p>
@@ -82,7 +37,7 @@
               <a:graphicData uri="http://schemas.openxmlformats.org/drawingml/2006/picture">
                 <pic:pic>
                   <pic:nvPicPr>
-                    <pic:cNvPr id="0" name="physics_img_q1_l03_002.png"/>
+                    <pic:cNvPr id="0" name="physics_img_1.png"/>
                     <pic:cNvPicPr/>
                   </pic:nvPicPr>
                   <pic:blipFill>
@@ -108,38 +63,34 @@
     <w:p/>
     <w:p>
       <w:pPr>
-        <w:pStyle w:val="ListBullet"/>
         <w:ind w:left="720"/>
       </w:pPr>
       <w:r>
-        <w:t xml:space="preserve">    ก</w:t>
+        <w:t xml:space="preserve">    1. ก</w:t>
       </w:r>
     </w:p>
     <w:p>
       <w:pPr>
-        <w:pStyle w:val="ListBullet"/>
         <w:ind w:left="720"/>
       </w:pPr>
       <w:r>
-        <w:t xml:space="preserve">    ข</w:t>
+        <w:t xml:space="preserve">    2. ข</w:t>
       </w:r>
     </w:p>
     <w:p>
       <w:pPr>
-        <w:pStyle w:val="ListBullet"/>
         <w:ind w:left="720"/>
       </w:pPr>
       <w:r>
-        <w:t xml:space="preserve">    ค</w:t>
+        <w:t xml:space="preserve">    3. ค</w:t>
       </w:r>
     </w:p>
     <w:p>
       <w:pPr>
-        <w:pStyle w:val="ListBullet"/>
         <w:ind w:left="720"/>
       </w:pPr>
       <w:r>
-        <w:t xml:space="preserve">    ง</w:t>
+        <w:t xml:space="preserve">    4. ง</w:t>
       </w:r>
     </w:p>
     <w:p/>
@@ -148,7 +99,107 @@
         <w:rPr>
           <w:sz w:val="24"/>
         </w:rPr>
-        <w:t>ข้อ p1_l03_003: สูตรใดใช้คำนวณแรงเสียดทานจลน์?</w:t>
+        <w:t>2. ข้อใดต่อไปนี้ไม่จริงสำหรับแรงเสียดทานจลน์?</w:t>
+      </w:r>
+    </w:p>
+    <w:p>
+      <w:pPr>
+        <w:ind w:left="720"/>
+      </w:pPr>
+      <w:r>
+        <w:t xml:space="preserve">    1. ก</w:t>
+      </w:r>
+    </w:p>
+    <w:p>
+      <w:pPr>
+        <w:ind w:left="720"/>
+      </w:pPr>
+      <w:r>
+        <w:t xml:space="preserve">    2. ข</w:t>
+      </w:r>
+    </w:p>
+    <w:p>
+      <w:pPr>
+        <w:ind w:left="720"/>
+      </w:pPr>
+      <w:r>
+        <w:t xml:space="preserve">    3. ค</w:t>
+      </w:r>
+    </w:p>
+    <w:p>
+      <w:pPr>
+        <w:ind w:left="720"/>
+      </w:pPr>
+      <w:r>
+        <w:t xml:space="preserve">    4. ง</w:t>
+      </w:r>
+    </w:p>
+    <w:p/>
+    <w:p>
+      <w:r>
+        <w:rPr>
+          <w:sz w:val="24"/>
+        </w:rPr>
+        <w:t>3. สูตรใดใช้คำนวณแรงเสียดทานจลน์?</w:t>
+      </w:r>
+    </w:p>
+    <w:p>
+      <w:pPr>
+        <w:ind w:left="720"/>
+      </w:pPr>
+      <w:r>
+        <w:t xml:space="preserve">    1. ก</w:t>
+      </w:r>
+    </w:p>
+    <w:p>
+      <w:pPr>
+        <w:ind w:left="720"/>
+      </w:pPr>
+      <w:r>
+        <w:t xml:space="preserve">    2. ข</w:t>
+      </w:r>
+    </w:p>
+    <w:p>
+      <w:pPr>
+        <w:ind w:left="720"/>
+      </w:pPr>
+      <w:r>
+        <w:t xml:space="preserve">    3. ค</w:t>
+      </w:r>
+    </w:p>
+    <w:p>
+      <w:pPr>
+        <w:ind w:left="720"/>
+      </w:pPr>
+      <w:r>
+        <w:t xml:space="preserve">    4. ง</w:t>
+      </w:r>
+    </w:p>
+    <w:p/>
+    <w:p>
+      <w:r>
+        <w:rPr>
+          <w:sz w:val="24"/>
+        </w:rPr>
+        <w:t>4. วัตถุมวล 10 kg วางบนพื้นราบ มี μₖ = 0.3 จงหาแรงเสียดทานจลน์ (g = 10 m/s²)</w:t>
+      </w:r>
+    </w:p>
+    <w:p/>
+    <w:p>
+      <w:r>
+        <w:rPr>
+          <w:sz w:val="24"/>
+        </w:rPr>
+        <w:t>5. วัตถุมวล 5 kg วางบนพื้นราบ มี μₛ = 0.4 และ μₖ = 0.2 ต้องออกแรงอย่างน้อยเท่าไหร่เพื่อทำให้วัตถุเคลื่อนที่? (g = 10 m/s²)</w:t>
+      </w:r>
+    </w:p>
+    <w:p/>
+    <w:p>
+      <w:r>
+        <w:rPr>
+          <w:sz w:val="24"/>
+        </w:rPr>
+        <w:t>6. โดยทั่วไป สัมพันธณะระหว่าง μₛ และ μₖ ของวัสดุคู่เดียวกันเป็นอย่างไร?</w:t>
       </w:r>
     </w:p>
     <w:p>
@@ -164,7 +215,7 @@
               <a:graphicData uri="http://schemas.openxmlformats.org/drawingml/2006/picture">
                 <pic:pic>
                   <pic:nvPicPr>
-                    <pic:cNvPr id="0" name="physics_img_q1_l03_003.png"/>
+                    <pic:cNvPr id="0" name="physics_img_6.png"/>
                     <pic:cNvPicPr/>
                   </pic:nvPicPr>
                   <pic:blipFill>
@@ -190,38 +241,34 @@
     <w:p/>
     <w:p>
       <w:pPr>
-        <w:pStyle w:val="ListBullet"/>
         <w:ind w:left="720"/>
       </w:pPr>
       <w:r>
-        <w:t xml:space="preserve">    ก</w:t>
+        <w:t xml:space="preserve">    1. ก</w:t>
       </w:r>
     </w:p>
     <w:p>
       <w:pPr>
-        <w:pStyle w:val="ListBullet"/>
         <w:ind w:left="720"/>
       </w:pPr>
       <w:r>
-        <w:t xml:space="preserve">    ข</w:t>
+        <w:t xml:space="preserve">    2. ข</w:t>
       </w:r>
     </w:p>
     <w:p>
       <w:pPr>
-        <w:pStyle w:val="ListBullet"/>
         <w:ind w:left="720"/>
       </w:pPr>
       <w:r>
-        <w:t xml:space="preserve">    ค</w:t>
+        <w:t xml:space="preserve">    3. ค</w:t>
       </w:r>
     </w:p>
     <w:p>
       <w:pPr>
-        <w:pStyle w:val="ListBullet"/>
         <w:ind w:left="720"/>
       </w:pPr>
       <w:r>
-        <w:t xml:space="preserve">    ง</w:t>
+        <w:t xml:space="preserve">    4. ง</w:t>
       </w:r>
     </w:p>
     <w:p/>
@@ -230,7 +277,7 @@
         <w:rPr>
           <w:sz w:val="24"/>
         </w:rPr>
-        <w:t>ข้อ p1_l03_004: วัตถุมวล 10 kg วางบนพื้นราบ มี μₖ = 0.3 จงหาแรงเสียดทานจลน์ (g = 10 m/s²)</w:t>
+        <w:t>7. วัตถุมวล 8 kg วางบนพื้นเอียงมุม 30° กับแนวราบ มี μₖ = 0.2 จงหาแรงเสียดทานจลน์ที่กระทำต่อวัตถุ (g = 10 m/s²)</w:t>
       </w:r>
     </w:p>
     <w:p/>
@@ -239,7 +286,7 @@
         <w:rPr>
           <w:sz w:val="24"/>
         </w:rPr>
-        <w:t>ข้อ p1_l03_005: วัตถุมวล 5 kg วางบนพื้นราบ มี μₛ = 0.4 และ μₖ = 0.2 ต้องออกแรงอย่างน้อยเท่าไหร่เพื่อทำให้วัตถุเคลื่อนที่? (g = 10 m/s²)</w:t>
+        <w:t>8. วัตถุมวล 4 kg ไถลลงพื้นเอียงมุม 37° กับแนวราบโดยไม่มีเสียดทาน จงหาความเร่งของวัตถุ (g = 10 m/s², sin37° = 0.6)</w:t>
       </w:r>
     </w:p>
     <w:p/>
@@ -248,43 +295,39 @@
         <w:rPr>
           <w:sz w:val="24"/>
         </w:rPr>
-        <w:t>ข้อ p1_l03_006: โดยทั่วไป สัมพันธณะระหว่าง μₛ และ μₖ ของวัสดุคู่เดียวกันเป็นอย่างไร?</w:t>
+        <w:t>9. วัตถุมวล 6 kg วางบนพื้นราบ ถูกแรง F = 15 N ดึงในแนวราบ ถ้า μₛ = 0.4 วัตถุจะเคลื่อนที่หรือไม่? (g = 10 m/s²)</w:t>
       </w:r>
     </w:p>
     <w:p>
       <w:pPr>
-        <w:pStyle w:val="ListBullet"/>
         <w:ind w:left="720"/>
       </w:pPr>
       <w:r>
-        <w:t xml:space="preserve">    ก</w:t>
+        <w:t xml:space="preserve">    1. ก</w:t>
       </w:r>
     </w:p>
     <w:p>
       <w:pPr>
-        <w:pStyle w:val="ListBullet"/>
         <w:ind w:left="720"/>
       </w:pPr>
       <w:r>
-        <w:t xml:space="preserve">    ข</w:t>
+        <w:t xml:space="preserve">    2. ข</w:t>
       </w:r>
     </w:p>
     <w:p>
       <w:pPr>
-        <w:pStyle w:val="ListBullet"/>
         <w:ind w:left="720"/>
       </w:pPr>
       <w:r>
-        <w:t xml:space="preserve">    ค</w:t>
+        <w:t xml:space="preserve">    3. ค</w:t>
       </w:r>
     </w:p>
     <w:p>
       <w:pPr>
-        <w:pStyle w:val="ListBullet"/>
         <w:ind w:left="720"/>
       </w:pPr>
       <w:r>
-        <w:t xml:space="preserve">    ง</w:t>
+        <w:t xml:space="preserve">    4. ง</w:t>
       </w:r>
     </w:p>
     <w:p/>
@@ -293,7 +336,7 @@
         <w:rPr>
           <w:sz w:val="24"/>
         </w:rPr>
-        <w:t>ข้อ p1_l03_007: วัตถุมวล 8 kg วางบนพื้นเอียงมุม 30° กับแนวราบ มี μₖ = 0.2 จงหาแรงเสียดทานจลน์ที่กระทำต่อวัตถุ (g = 10 m/s²)</w:t>
+        <w:t>10. วัตถุมวล 5 kg วางบนพื้นราบ μₖ = 0.25 ถูกแรง F = 30 N ดึงในแนวราบ จงหาความเร่งของวัตถุ (g = 10 m/s²)</w:t>
       </w:r>
     </w:p>
     <w:p>
@@ -309,451 +352,7 @@
               <a:graphicData uri="http://schemas.openxmlformats.org/drawingml/2006/picture">
                 <pic:pic>
                   <pic:nvPicPr>
-                    <pic:cNvPr id="0" name="physics_img_q1_l03_007.png"/>
-                    <pic:cNvPicPr/>
-                  </pic:nvPicPr>
-                  <pic:blipFill>
-                    <a:blip r:embed="rId11"/>
-                    <a:stretch>
-                      <a:fillRect/>
-                    </a:stretch>
-                  </pic:blipFill>
-                  <pic:spPr>
-                    <a:xfrm>
-                      <a:off x="0" y="0"/>
-                      <a:ext cx="1828800" cy="1359877"/>
-                    </a:xfrm>
-                    <a:prstGeom prst="rect"/>
-                  </pic:spPr>
-                </pic:pic>
-              </a:graphicData>
-            </a:graphic>
-          </wp:inline>
-        </w:drawing>
-      </w:r>
-    </w:p>
-    <w:p/>
-    <w:p/>
-    <w:p>
-      <w:r>
-        <w:rPr>
-          <w:sz w:val="24"/>
-        </w:rPr>
-        <w:t>ข้อ p1_l03_008: วัตถุมวล 4 kg ไถลลงพื้นเอียงมุม 37° กับแนวราบโดยไม่มีเสียดทาน จงหาความเร่งของวัตถุ (g = 10 m/s², sin37° = 0.6)</w:t>
-      </w:r>
-    </w:p>
-    <w:p/>
-    <w:p>
-      <w:r>
-        <w:rPr>
-          <w:sz w:val="24"/>
-        </w:rPr>
-        <w:t>ข้อ p1_l03_009: วัตถุมวล 6 kg วางบนพื้นราบ ถูกแรง F = 15 N ดึงในแนวราบ ถ้า μₛ = 0.4 วัตถุจะเคลื่อนที่หรือไม่? (g = 10 m/s²)</w:t>
-      </w:r>
-    </w:p>
-    <w:p>
-      <w:r>
-        <w:drawing>
-          <wp:inline xmlns:a="http://schemas.openxmlformats.org/drawingml/2006/main" xmlns:pic="http://schemas.openxmlformats.org/drawingml/2006/picture">
-            <wp:extent cx="1828800" cy="1359877"/>
-            <wp:docPr id="4" name="Picture 4"/>
-            <wp:cNvGraphicFramePr>
-              <a:graphicFrameLocks noChangeAspect="1"/>
-            </wp:cNvGraphicFramePr>
-            <a:graphic>
-              <a:graphicData uri="http://schemas.openxmlformats.org/drawingml/2006/picture">
-                <pic:pic>
-                  <pic:nvPicPr>
-                    <pic:cNvPr id="0" name="physics_img_q1_l03_007.png"/>
-                    <pic:cNvPicPr/>
-                  </pic:nvPicPr>
-                  <pic:blipFill>
-                    <a:blip r:embed="rId11"/>
-                    <a:stretch>
-                      <a:fillRect/>
-                    </a:stretch>
-                  </pic:blipFill>
-                  <pic:spPr>
-                    <a:xfrm>
-                      <a:off x="0" y="0"/>
-                      <a:ext cx="1828800" cy="1359877"/>
-                    </a:xfrm>
-                    <a:prstGeom prst="rect"/>
-                  </pic:spPr>
-                </pic:pic>
-              </a:graphicData>
-            </a:graphic>
-          </wp:inline>
-        </w:drawing>
-      </w:r>
-    </w:p>
-    <w:p/>
-    <w:p>
-      <w:pPr>
-        <w:pStyle w:val="ListBullet"/>
-        <w:ind w:left="720"/>
-      </w:pPr>
-      <w:r>
-        <w:t xml:space="preserve">    ก</w:t>
-      </w:r>
-    </w:p>
-    <w:p>
-      <w:pPr>
-        <w:pStyle w:val="ListBullet"/>
-        <w:ind w:left="720"/>
-      </w:pPr>
-      <w:r>
-        <w:t xml:space="preserve">    ข</w:t>
-      </w:r>
-    </w:p>
-    <w:p>
-      <w:pPr>
-        <w:pStyle w:val="ListBullet"/>
-        <w:ind w:left="720"/>
-      </w:pPr>
-      <w:r>
-        <w:t xml:space="preserve">    ค</w:t>
-      </w:r>
-    </w:p>
-    <w:p>
-      <w:pPr>
-        <w:pStyle w:val="ListBullet"/>
-        <w:ind w:left="720"/>
-      </w:pPr>
-      <w:r>
-        <w:t xml:space="preserve">    ง</w:t>
-      </w:r>
-    </w:p>
-    <w:p/>
-    <w:p>
-      <w:r>
-        <w:rPr>
-          <w:sz w:val="24"/>
-        </w:rPr>
-        <w:t>ข้อ p1_l03_010: วัตถุมวล 5 kg วางบนพื้นราบ μₖ = 0.25 ถูกแรง F = 30 N ดึงในแนวราบ จงหาความเร่งของวัตถุ (g = 10 m/s²)</w:t>
-      </w:r>
-    </w:p>
-    <w:p/>
-    <w:p>
-      <w:r>
-        <w:rPr>
-          <w:sz w:val="24"/>
-        </w:rPr>
-        <w:t>ข้อ p1_l03_011: วัตถุมวล 10 kg วางบนพื้นเอียงมุม θ กับแนวราบ ถ้าวัตถุอยู่นิ่ง แรงเสียดทานสถิตมีค่าเท่าไหร่?</w:t>
-      </w:r>
-    </w:p>
-    <w:p>
-      <w:pPr>
-        <w:pStyle w:val="ListBullet"/>
-        <w:ind w:left="720"/>
-      </w:pPr>
-      <w:r>
-        <w:t xml:space="preserve">    ก</w:t>
-      </w:r>
-    </w:p>
-    <w:p>
-      <w:pPr>
-        <w:pStyle w:val="ListBullet"/>
-        <w:ind w:left="720"/>
-      </w:pPr>
-      <w:r>
-        <w:t xml:space="preserve">    ข</w:t>
-      </w:r>
-    </w:p>
-    <w:p>
-      <w:pPr>
-        <w:pStyle w:val="ListBullet"/>
-        <w:ind w:left="720"/>
-      </w:pPr>
-      <w:r>
-        <w:t xml:space="preserve">    ค</w:t>
-      </w:r>
-    </w:p>
-    <w:p>
-      <w:pPr>
-        <w:pStyle w:val="ListBullet"/>
-        <w:ind w:left="720"/>
-      </w:pPr>
-      <w:r>
-        <w:t xml:space="preserve">    ง</w:t>
-      </w:r>
-    </w:p>
-    <w:p/>
-    <w:p>
-      <w:r>
-        <w:rPr>
-          <w:sz w:val="24"/>
-        </w:rPr>
-        <w:t>ข้อ p1_l03_012: วัตถุมวล 20 kg วางบนพื้นราบ ต้องออกแรงอย่างน้อย 60 N เพื่อทำให้วัตถุเริ่มเคลื่อนที่ จงหาค่า μₛ (g = 10 m/s²)</w:t>
-      </w:r>
-    </w:p>
-    <w:p/>
-    <w:p>
-      <w:r>
-        <w:rPr>
-          <w:sz w:val="24"/>
-        </w:rPr>
-        <w:t>ข้อ p1_l03_013: ทำไมจึงต้องใช้แรงมากขึ้นเพื่อเริ่มเคลื่อนที่วัตถุมากกว่าการทำให้วัตถุเคลื่อนที่ต่อเนื่องด้วยความเร็วคงที่?</w:t>
-      </w:r>
-    </w:p>
-    <w:p>
-      <w:r>
-        <w:drawing>
-          <wp:inline xmlns:a="http://schemas.openxmlformats.org/drawingml/2006/main" xmlns:pic="http://schemas.openxmlformats.org/drawingml/2006/picture">
-            <wp:extent cx="1828800" cy="1359877"/>
-            <wp:docPr id="5" name="Picture 5"/>
-            <wp:cNvGraphicFramePr>
-              <a:graphicFrameLocks noChangeAspect="1"/>
-            </wp:cNvGraphicFramePr>
-            <a:graphic>
-              <a:graphicData uri="http://schemas.openxmlformats.org/drawingml/2006/picture">
-                <pic:pic>
-                  <pic:nvPicPr>
-                    <pic:cNvPr id="0" name="physics_img_q1_l03_002.png"/>
-                    <pic:cNvPicPr/>
-                  </pic:nvPicPr>
-                  <pic:blipFill>
-                    <a:blip r:embed="rId9"/>
-                    <a:stretch>
-                      <a:fillRect/>
-                    </a:stretch>
-                  </pic:blipFill>
-                  <pic:spPr>
-                    <a:xfrm>
-                      <a:off x="0" y="0"/>
-                      <a:ext cx="1828800" cy="1359877"/>
-                    </a:xfrm>
-                    <a:prstGeom prst="rect"/>
-                  </pic:spPr>
-                </pic:pic>
-              </a:graphicData>
-            </a:graphic>
-          </wp:inline>
-        </w:drawing>
-      </w:r>
-    </w:p>
-    <w:p/>
-    <w:p>
-      <w:pPr>
-        <w:pStyle w:val="ListBullet"/>
-        <w:ind w:left="720"/>
-      </w:pPr>
-      <w:r>
-        <w:t xml:space="preserve">    ก</w:t>
-      </w:r>
-    </w:p>
-    <w:p>
-      <w:pPr>
-        <w:pStyle w:val="ListBullet"/>
-        <w:ind w:left="720"/>
-      </w:pPr>
-      <w:r>
-        <w:t xml:space="preserve">    ข</w:t>
-      </w:r>
-    </w:p>
-    <w:p>
-      <w:pPr>
-        <w:pStyle w:val="ListBullet"/>
-        <w:ind w:left="720"/>
-      </w:pPr>
-      <w:r>
-        <w:t xml:space="preserve">    ค</w:t>
-      </w:r>
-    </w:p>
-    <w:p>
-      <w:pPr>
-        <w:pStyle w:val="ListBullet"/>
-        <w:ind w:left="720"/>
-      </w:pPr>
-      <w:r>
-        <w:t xml:space="preserve">    ง</w:t>
-      </w:r>
-    </w:p>
-    <w:p/>
-    <w:p>
-      <w:r>
-        <w:rPr>
-          <w:sz w:val="24"/>
-        </w:rPr>
-        <w:t>ข้อ p1_l03_014: วัตถุมวล 12 kg วางบนพื้นเอียงมุม 45° กับแนวราบ ถ้าไม่มีเสียดทาน ต้องออกแรงขนานพื้นเอียงเท่าไหร่เพื่อดึงวัตถุขึ้นด้วยความเร็วคงที่? (g = 10 m/s²)</w:t>
-      </w:r>
-    </w:p>
-    <w:p/>
-    <w:p>
-      <w:r>
-        <w:rPr>
-          <w:sz w:val="24"/>
-        </w:rPr>
-        <w:t>ข้อ p1_l03_015: รถเข็นถูกดันไปข้างหน้าด้วยแรง F ทิศทางของแรงเสียดทานที่พื้นกระทำต่อรถเข็นเป็นอย่างไร?</w:t>
-      </w:r>
-    </w:p>
-    <w:p>
-      <w:pPr>
-        <w:pStyle w:val="ListBullet"/>
-        <w:ind w:left="720"/>
-      </w:pPr>
-      <w:r>
-        <w:t xml:space="preserve">    ก</w:t>
-      </w:r>
-    </w:p>
-    <w:p>
-      <w:pPr>
-        <w:pStyle w:val="ListBullet"/>
-        <w:ind w:left="720"/>
-      </w:pPr>
-      <w:r>
-        <w:t xml:space="preserve">    ข</w:t>
-      </w:r>
-    </w:p>
-    <w:p>
-      <w:pPr>
-        <w:pStyle w:val="ListBullet"/>
-        <w:ind w:left="720"/>
-      </w:pPr>
-      <w:r>
-        <w:t xml:space="preserve">    ค</w:t>
-      </w:r>
-    </w:p>
-    <w:p>
-      <w:pPr>
-        <w:pStyle w:val="ListBullet"/>
-        <w:ind w:left="720"/>
-      </w:pPr>
-      <w:r>
-        <w:t xml:space="preserve">    ง</w:t>
-      </w:r>
-    </w:p>
-    <w:p/>
-    <w:p>
-      <w:r>
-        <w:rPr>
-          <w:sz w:val="24"/>
-        </w:rPr>
-        <w:t>ข้อ p1_l03_016: วัตถุมวล 3 kg เคลื่อนที่บนพื้นราบด้วยแรงเสียดทานจลน์ 6 N จงหาความเร่งของวัตถุ</w:t>
-      </w:r>
-    </w:p>
-    <w:p/>
-    <w:p>
-      <w:r>
-        <w:rPr>
-          <w:sz w:val="24"/>
-        </w:rPr>
-        <w:t>ข้อ p1_l03_017: วัตถุวางบนพื้นเอียงมุม θ กับแนวราบ มี μₛ = 0.75 วัตถุจะเริ่มไถลเมื่อมุมเท่าไหร่?</w:t>
-      </w:r>
-    </w:p>
-    <w:p>
-      <w:pPr>
-        <w:pStyle w:val="ListBullet"/>
-        <w:ind w:left="720"/>
-      </w:pPr>
-      <w:r>
-        <w:t xml:space="preserve">    ก</w:t>
-      </w:r>
-    </w:p>
-    <w:p>
-      <w:pPr>
-        <w:pStyle w:val="ListBullet"/>
-        <w:ind w:left="720"/>
-      </w:pPr>
-      <w:r>
-        <w:t xml:space="preserve">    ข</w:t>
-      </w:r>
-    </w:p>
-    <w:p>
-      <w:pPr>
-        <w:pStyle w:val="ListBullet"/>
-        <w:ind w:left="720"/>
-      </w:pPr>
-      <w:r>
-        <w:t xml:space="preserve">    ค</w:t>
-      </w:r>
-    </w:p>
-    <w:p>
-      <w:pPr>
-        <w:pStyle w:val="ListBullet"/>
-        <w:ind w:left="720"/>
-      </w:pPr>
-      <w:r>
-        <w:t xml:space="preserve">    ง</w:t>
-      </w:r>
-    </w:p>
-    <w:p/>
-    <w:p>
-      <w:r>
-        <w:rPr>
-          <w:sz w:val="24"/>
-        </w:rPr>
-        <w:t>ข้อ p1_l03_018: วัตถุมวล 8 kg วางบนพื้นราบ μₛ = 0.5, μₖ = 0.3 ถูกแรง F = 60 N ดึงทำมุม 30° กับแนวราบ (ดึงขึ้น) จงหาความเร่ง (g = 10 m/s²)</w:t>
-      </w:r>
-    </w:p>
-    <w:p/>
-    <w:p>
-      <w:r>
-        <w:rPr>
-          <w:sz w:val="24"/>
-        </w:rPr>
-        <w:t>ข้อ p1_l03_019: วัตถุวางบนพื้นราบ ถูกแรงดึง 10 N, 20 N, 30 N ตามลำดับ แต่วัตถุยังไม่เคลื่อนที่ ข้อสรุปใดถูกต้อง?</w:t>
-      </w:r>
-    </w:p>
-    <w:p>
-      <w:pPr>
-        <w:pStyle w:val="ListBullet"/>
-        <w:ind w:left="720"/>
-      </w:pPr>
-      <w:r>
-        <w:t xml:space="preserve">    ก</w:t>
-      </w:r>
-    </w:p>
-    <w:p>
-      <w:pPr>
-        <w:pStyle w:val="ListBullet"/>
-        <w:ind w:left="720"/>
-      </w:pPr>
-      <w:r>
-        <w:t xml:space="preserve">    ข</w:t>
-      </w:r>
-    </w:p>
-    <w:p>
-      <w:pPr>
-        <w:pStyle w:val="ListBullet"/>
-        <w:ind w:left="720"/>
-      </w:pPr>
-      <w:r>
-        <w:t xml:space="preserve">    ค</w:t>
-      </w:r>
-    </w:p>
-    <w:p>
-      <w:pPr>
-        <w:pStyle w:val="ListBullet"/>
-        <w:ind w:left="720"/>
-      </w:pPr>
-      <w:r>
-        <w:t xml:space="preserve">    ง</w:t>
-      </w:r>
-    </w:p>
-    <w:p/>
-    <w:p>
-      <w:r>
-        <w:rPr>
-          <w:sz w:val="24"/>
-        </w:rPr>
-        <w:t>ข้อ p1_l03_020: กล่องมวล 10 kg เคลื่อนที่ด้วยความเร็ว 8 m/s บนพื้นราบ μₖ = 0.2 กล่องจะเคลื่อนที่ได้อีกไกลเท่าไหร่ก่อนจะหยุด? (g = 10 m/s²)</w:t>
-      </w:r>
-    </w:p>
-    <w:p>
-      <w:r>
-        <w:drawing>
-          <wp:inline xmlns:a="http://schemas.openxmlformats.org/drawingml/2006/main" xmlns:pic="http://schemas.openxmlformats.org/drawingml/2006/picture">
-            <wp:extent cx="1828800" cy="1359877"/>
-            <wp:docPr id="6" name="Picture 6"/>
-            <wp:cNvGraphicFramePr>
-              <a:graphicFrameLocks noChangeAspect="1"/>
-            </wp:cNvGraphicFramePr>
-            <a:graphic>
-              <a:graphicData uri="http://schemas.openxmlformats.org/drawingml/2006/picture">
-                <pic:pic>
-                  <pic:nvPicPr>
-                    <pic:cNvPr id="0" name="physics_img_q1_l03_002.png"/>
+                    <pic:cNvPr id="0" name="physics_img_1.png"/>
                     <pic:cNvPicPr/>
                   </pic:nvPicPr>
                   <pic:blipFill>
@@ -783,7 +382,7 @@
         <w:rPr>
           <w:sz w:val="24"/>
         </w:rPr>
-        <w:t>ข้อ p1_l03_021: สัมประสิทธิ์เสียดทานขึ้นอยู่กับปัจจัยใด?</w:t>
+        <w:t>11. วัตถุมวล 10 kg วางบนพื้นเอียงมุม θ กับแนวราบ ถ้าวัตถุอยู่นิ่ง แรงเสียดทานสถิตมีค่าเท่าไหร่?</w:t>
       </w:r>
     </w:p>
     <w:p>
@@ -791,7 +390,7 @@
         <w:drawing>
           <wp:inline xmlns:a="http://schemas.openxmlformats.org/drawingml/2006/main" xmlns:pic="http://schemas.openxmlformats.org/drawingml/2006/picture">
             <wp:extent cx="1828800" cy="1359877"/>
-            <wp:docPr id="7" name="Picture 7"/>
+            <wp:docPr id="4" name="Picture 4"/>
             <wp:cNvGraphicFramePr>
               <a:graphicFrameLocks noChangeAspect="1"/>
             </wp:cNvGraphicFramePr>
@@ -799,7 +398,131 @@
               <a:graphicData uri="http://schemas.openxmlformats.org/drawingml/2006/picture">
                 <pic:pic>
                   <pic:nvPicPr>
-                    <pic:cNvPr id="0" name="physics_img_q1_l03_002.png"/>
+                    <pic:cNvPr id="0" name="physics_img_11.png"/>
+                    <pic:cNvPicPr/>
+                  </pic:nvPicPr>
+                  <pic:blipFill>
+                    <a:blip r:embed="rId11"/>
+                    <a:stretch>
+                      <a:fillRect/>
+                    </a:stretch>
+                  </pic:blipFill>
+                  <pic:spPr>
+                    <a:xfrm>
+                      <a:off x="0" y="0"/>
+                      <a:ext cx="1828800" cy="1359877"/>
+                    </a:xfrm>
+                    <a:prstGeom prst="rect"/>
+                  </pic:spPr>
+                </pic:pic>
+              </a:graphicData>
+            </a:graphic>
+          </wp:inline>
+        </w:drawing>
+      </w:r>
+    </w:p>
+    <w:p/>
+    <w:p>
+      <w:pPr>
+        <w:ind w:left="720"/>
+      </w:pPr>
+      <w:r>
+        <w:t xml:space="preserve">    1. ก</w:t>
+      </w:r>
+    </w:p>
+    <w:p>
+      <w:pPr>
+        <w:ind w:left="720"/>
+      </w:pPr>
+      <w:r>
+        <w:t xml:space="preserve">    2. ข</w:t>
+      </w:r>
+    </w:p>
+    <w:p>
+      <w:pPr>
+        <w:ind w:left="720"/>
+      </w:pPr>
+      <w:r>
+        <w:t xml:space="preserve">    3. ค</w:t>
+      </w:r>
+    </w:p>
+    <w:p>
+      <w:pPr>
+        <w:ind w:left="720"/>
+      </w:pPr>
+      <w:r>
+        <w:t xml:space="preserve">    4. ง</w:t>
+      </w:r>
+    </w:p>
+    <w:p/>
+    <w:p>
+      <w:r>
+        <w:rPr>
+          <w:sz w:val="24"/>
+        </w:rPr>
+        <w:t>12. วัตถุมวล 20 kg วางบนพื้นราบ ต้องออกแรงอย่างน้อย 60 N เพื่อทำให้วัตถุเริ่มเคลื่อนที่ จงหาค่า μₛ (g = 10 m/s²)</w:t>
+      </w:r>
+    </w:p>
+    <w:p>
+      <w:r>
+        <w:drawing>
+          <wp:inline xmlns:a="http://schemas.openxmlformats.org/drawingml/2006/main" xmlns:pic="http://schemas.openxmlformats.org/drawingml/2006/picture">
+            <wp:extent cx="1828800" cy="1359877"/>
+            <wp:docPr id="5" name="Picture 5"/>
+            <wp:cNvGraphicFramePr>
+              <a:graphicFrameLocks noChangeAspect="1"/>
+            </wp:cNvGraphicFramePr>
+            <a:graphic>
+              <a:graphicData uri="http://schemas.openxmlformats.org/drawingml/2006/picture">
+                <pic:pic>
+                  <pic:nvPicPr>
+                    <pic:cNvPr id="0" name="physics_img_1.png"/>
+                    <pic:cNvPicPr/>
+                  </pic:nvPicPr>
+                  <pic:blipFill>
+                    <a:blip r:embed="rId9"/>
+                    <a:stretch>
+                      <a:fillRect/>
+                    </a:stretch>
+                  </pic:blipFill>
+                  <pic:spPr>
+                    <a:xfrm>
+                      <a:off x="0" y="0"/>
+                      <a:ext cx="1828800" cy="1359877"/>
+                    </a:xfrm>
+                    <a:prstGeom prst="rect"/>
+                  </pic:spPr>
+                </pic:pic>
+              </a:graphicData>
+            </a:graphic>
+          </wp:inline>
+        </w:drawing>
+      </w:r>
+    </w:p>
+    <w:p/>
+    <w:p/>
+    <w:p>
+      <w:r>
+        <w:rPr>
+          <w:sz w:val="24"/>
+        </w:rPr>
+        <w:t>13. ทำไมจึงต้องใช้แรงมากขึ้นเพื่อเริ่มเคลื่อนที่วัตถุมากกว่าการทำให้วัตถุเคลื่อนที่ต่อเนื่องด้วยความเร็วคงที่?</w:t>
+      </w:r>
+    </w:p>
+    <w:p>
+      <w:r>
+        <w:drawing>
+          <wp:inline xmlns:a="http://schemas.openxmlformats.org/drawingml/2006/main" xmlns:pic="http://schemas.openxmlformats.org/drawingml/2006/picture">
+            <wp:extent cx="1828800" cy="1359877"/>
+            <wp:docPr id="6" name="Picture 6"/>
+            <wp:cNvGraphicFramePr>
+              <a:graphicFrameLocks noChangeAspect="1"/>
+            </wp:cNvGraphicFramePr>
+            <a:graphic>
+              <a:graphicData uri="http://schemas.openxmlformats.org/drawingml/2006/picture">
+                <pic:pic>
+                  <pic:nvPicPr>
+                    <pic:cNvPr id="0" name="physics_img_1.png"/>
                     <pic:cNvPicPr/>
                   </pic:nvPicPr>
                   <pic:blipFill>
@@ -825,38 +548,34 @@
     <w:p/>
     <w:p>
       <w:pPr>
-        <w:pStyle w:val="ListBullet"/>
         <w:ind w:left="720"/>
       </w:pPr>
       <w:r>
-        <w:t xml:space="preserve">    ก</w:t>
+        <w:t xml:space="preserve">    1. ก</w:t>
       </w:r>
     </w:p>
     <w:p>
       <w:pPr>
-        <w:pStyle w:val="ListBullet"/>
         <w:ind w:left="720"/>
       </w:pPr>
       <w:r>
-        <w:t xml:space="preserve">    ข</w:t>
+        <w:t xml:space="preserve">    2. ข</w:t>
       </w:r>
     </w:p>
     <w:p>
       <w:pPr>
-        <w:pStyle w:val="ListBullet"/>
         <w:ind w:left="720"/>
       </w:pPr>
       <w:r>
-        <w:t xml:space="preserve">    ค</w:t>
+        <w:t xml:space="preserve">    3. ค</w:t>
       </w:r>
     </w:p>
     <w:p>
       <w:pPr>
-        <w:pStyle w:val="ListBullet"/>
         <w:ind w:left="720"/>
       </w:pPr>
       <w:r>
-        <w:t xml:space="preserve">    ง</w:t>
+        <w:t xml:space="preserve">    4. ง</w:t>
       </w:r>
     </w:p>
     <w:p/>
@@ -865,7 +584,85 @@
         <w:rPr>
           <w:sz w:val="24"/>
         </w:rPr>
-        <w:t>ข้อ p1_l03_022: วัตถุมวล 6 kg ไถลลงพื้นเอียง 30° ด้วยความเร่ง 2 m/s² จงหาสัมประสิทธิ์เสียดทานจลน์ (g = 10 m/s²)</w:t>
+        <w:t>14. วัตถุมวล 12 kg วางบนพื้นเอียงมุม 45° กับแนวราบ ถ้าไม่มีเสียดทาน ต้องออกแรงขนานพื้นเอียงเท่าไหร่เพื่อดึงวัตถุขึ้นด้วยความเร็วคงที่? (g = 10 m/s²)</w:t>
+      </w:r>
+    </w:p>
+    <w:p>
+      <w:r>
+        <w:drawing>
+          <wp:inline xmlns:a="http://schemas.openxmlformats.org/drawingml/2006/main" xmlns:pic="http://schemas.openxmlformats.org/drawingml/2006/picture">
+            <wp:extent cx="1828800" cy="1359877"/>
+            <wp:docPr id="7" name="Picture 7"/>
+            <wp:cNvGraphicFramePr>
+              <a:graphicFrameLocks noChangeAspect="1"/>
+            </wp:cNvGraphicFramePr>
+            <a:graphic>
+              <a:graphicData uri="http://schemas.openxmlformats.org/drawingml/2006/picture">
+                <pic:pic>
+                  <pic:nvPicPr>
+                    <pic:cNvPr id="0" name="physics_img_14.png"/>
+                    <pic:cNvPicPr/>
+                  </pic:nvPicPr>
+                  <pic:blipFill>
+                    <a:blip r:embed="rId12"/>
+                    <a:stretch>
+                      <a:fillRect/>
+                    </a:stretch>
+                  </pic:blipFill>
+                  <pic:spPr>
+                    <a:xfrm>
+                      <a:off x="0" y="0"/>
+                      <a:ext cx="1828800" cy="1359877"/>
+                    </a:xfrm>
+                    <a:prstGeom prst="rect"/>
+                  </pic:spPr>
+                </pic:pic>
+              </a:graphicData>
+            </a:graphic>
+          </wp:inline>
+        </w:drawing>
+      </w:r>
+    </w:p>
+    <w:p/>
+    <w:p/>
+    <w:p>
+      <w:r>
+        <w:rPr>
+          <w:sz w:val="24"/>
+        </w:rPr>
+        <w:t>15. รถเข็นถูกดันไปข้างหน้าด้วยแรง F ทิศทางของแรงเสียดทานที่พื้นกระทำต่อรถเข็นเป็นอย่างไร?</w:t>
+      </w:r>
+    </w:p>
+    <w:p>
+      <w:pPr>
+        <w:ind w:left="720"/>
+      </w:pPr>
+      <w:r>
+        <w:t xml:space="preserve">    1. ก</w:t>
+      </w:r>
+    </w:p>
+    <w:p>
+      <w:pPr>
+        <w:ind w:left="720"/>
+      </w:pPr>
+      <w:r>
+        <w:t xml:space="preserve">    2. ข</w:t>
+      </w:r>
+    </w:p>
+    <w:p>
+      <w:pPr>
+        <w:ind w:left="720"/>
+      </w:pPr>
+      <w:r>
+        <w:t xml:space="preserve">    3. ค</w:t>
+      </w:r>
+    </w:p>
+    <w:p>
+      <w:pPr>
+        <w:ind w:left="720"/>
+      </w:pPr>
+      <w:r>
+        <w:t xml:space="preserve">    4. ง</w:t>
       </w:r>
     </w:p>
     <w:p/>
@@ -874,7 +671,16 @@
         <w:rPr>
           <w:sz w:val="24"/>
         </w:rPr>
-        <w:t>ข้อ p1_l03_023: วัตถุมวล m วางบนพื้นราบ ถูกแรง F ดึงในแนวราบ ถ้า F ทำให้วัตถุเคลื่อนที่ แรงเสียดทานจะ</w:t>
+        <w:t>16. วัตถุมวล 3 kg เคลื่อนที่บนพื้นราบด้วยแรงเสียดทานจลน์ 6 N จงหาความเร่งของวัตถุ</w:t>
+      </w:r>
+    </w:p>
+    <w:p/>
+    <w:p>
+      <w:r>
+        <w:rPr>
+          <w:sz w:val="24"/>
+        </w:rPr>
+        <w:t>17. วัตถุวางบนพื้นเอียงมุม θ กับแนวราบ มี μₛ = 0.75 วัตถุจะเริ่มไถลเมื่อมุมเท่าไหร่?</w:t>
       </w:r>
     </w:p>
     <w:p>
@@ -890,7 +696,7 @@
               <a:graphicData uri="http://schemas.openxmlformats.org/drawingml/2006/picture">
                 <pic:pic>
                   <pic:nvPicPr>
-                    <pic:cNvPr id="0" name="physics_img_q1_l03_007.png"/>
+                    <pic:cNvPr id="0" name="physics_img_11.png"/>
                     <pic:cNvPicPr/>
                   </pic:nvPicPr>
                   <pic:blipFill>
@@ -916,38 +722,34 @@
     <w:p/>
     <w:p>
       <w:pPr>
-        <w:pStyle w:val="ListBullet"/>
         <w:ind w:left="720"/>
       </w:pPr>
       <w:r>
-        <w:t xml:space="preserve">    ก</w:t>
+        <w:t xml:space="preserve">    1. ก</w:t>
       </w:r>
     </w:p>
     <w:p>
       <w:pPr>
-        <w:pStyle w:val="ListBullet"/>
         <w:ind w:left="720"/>
       </w:pPr>
       <w:r>
-        <w:t xml:space="preserve">    ข</w:t>
+        <w:t xml:space="preserve">    2. ข</w:t>
       </w:r>
     </w:p>
     <w:p>
       <w:pPr>
-        <w:pStyle w:val="ListBullet"/>
         <w:ind w:left="720"/>
       </w:pPr>
       <w:r>
-        <w:t xml:space="preserve">    ค</w:t>
+        <w:t xml:space="preserve">    3. ค</w:t>
       </w:r>
     </w:p>
     <w:p>
       <w:pPr>
-        <w:pStyle w:val="ListBullet"/>
         <w:ind w:left="720"/>
       </w:pPr>
       <w:r>
-        <w:t xml:space="preserve">    ง</w:t>
+        <w:t xml:space="preserve">    4. ง</w:t>
       </w:r>
     </w:p>
     <w:p/>
@@ -956,7 +758,7 @@
         <w:rPr>
           <w:sz w:val="24"/>
         </w:rPr>
-        <w:t>ข้อ p1_l03_024: วัตถุสองก้อนมวล 3 kg และ 5 kg ผูกติดกันด้วยเชือกบนพื้นเอียง 30° (ก้อน 3 kg อยู่บนพื้นเอียง ก้อน 5 kg ห้อยลงมา) ถ้าไม่มีเสียดทาน จงหาความเร่งของระบบ (g = 10 m/s²)</w:t>
+        <w:t>18. วัตถุมวล 8 kg วางบนพื้นราบ μₛ = 0.5, μₖ = 0.3 ถูกแรง F = 60 N ดึงทำมุม 30° กับแนวราบ (ดึงขึ้น) จงหาความเร่ง (g = 10 m/s²)</w:t>
       </w:r>
     </w:p>
     <w:p/>
@@ -965,43 +767,337 @@
         <w:rPr>
           <w:sz w:val="24"/>
         </w:rPr>
-        <w:t>ข้อ p1_l03_025: วัตถุวางบนพื้นเอียงมุม 30° แรงปกติ N กระทำในทิศใด relative to พื้นเอียง?</w:t>
+        <w:t>19. วัตถุวางบนพื้นราบ ถูกแรงดึง 10 N, 20 N, 30 N ตามลำดับ แต่วัตถุยังไม่เคลื่อนที่ ข้อสรุปใดถูกต้อง?</w:t>
+      </w:r>
+    </w:p>
+    <w:p>
+      <w:r>
+        <w:drawing>
+          <wp:inline xmlns:a="http://schemas.openxmlformats.org/drawingml/2006/main" xmlns:pic="http://schemas.openxmlformats.org/drawingml/2006/picture">
+            <wp:extent cx="1828800" cy="1359877"/>
+            <wp:docPr id="9" name="Picture 9"/>
+            <wp:cNvGraphicFramePr>
+              <a:graphicFrameLocks noChangeAspect="1"/>
+            </wp:cNvGraphicFramePr>
+            <a:graphic>
+              <a:graphicData uri="http://schemas.openxmlformats.org/drawingml/2006/picture">
+                <pic:pic>
+                  <pic:nvPicPr>
+                    <pic:cNvPr id="0" name="physics_img_1.png"/>
+                    <pic:cNvPicPr/>
+                  </pic:nvPicPr>
+                  <pic:blipFill>
+                    <a:blip r:embed="rId9"/>
+                    <a:stretch>
+                      <a:fillRect/>
+                    </a:stretch>
+                  </pic:blipFill>
+                  <pic:spPr>
+                    <a:xfrm>
+                      <a:off x="0" y="0"/>
+                      <a:ext cx="1828800" cy="1359877"/>
+                    </a:xfrm>
+                    <a:prstGeom prst="rect"/>
+                  </pic:spPr>
+                </pic:pic>
+              </a:graphicData>
+            </a:graphic>
+          </wp:inline>
+        </w:drawing>
+      </w:r>
+    </w:p>
+    <w:p/>
+    <w:p>
+      <w:pPr>
+        <w:ind w:left="720"/>
+      </w:pPr>
+      <w:r>
+        <w:t xml:space="preserve">    1. ก</w:t>
       </w:r>
     </w:p>
     <w:p>
       <w:pPr>
-        <w:pStyle w:val="ListBullet"/>
         <w:ind w:left="720"/>
       </w:pPr>
       <w:r>
-        <w:t xml:space="preserve">    ก</w:t>
+        <w:t xml:space="preserve">    2. ข</w:t>
       </w:r>
     </w:p>
     <w:p>
       <w:pPr>
-        <w:pStyle w:val="ListBullet"/>
         <w:ind w:left="720"/>
       </w:pPr>
       <w:r>
-        <w:t xml:space="preserve">    ข</w:t>
+        <w:t xml:space="preserve">    3. ค</w:t>
       </w:r>
     </w:p>
     <w:p>
       <w:pPr>
-        <w:pStyle w:val="ListBullet"/>
         <w:ind w:left="720"/>
       </w:pPr>
       <w:r>
-        <w:t xml:space="preserve">    ค</w:t>
+        <w:t xml:space="preserve">    4. ง</w:t>
+      </w:r>
+    </w:p>
+    <w:p/>
+    <w:p>
+      <w:r>
+        <w:rPr>
+          <w:sz w:val="24"/>
+        </w:rPr>
+        <w:t>20. กล่องมวล 10 kg เคลื่อนที่ด้วยความเร็ว 8 m/s บนพื้นราบ μₖ = 0.2 กล่องจะเคลื่อนที่ได้อีกไกลเท่าไหร่ก่อนจะหยุด? (g = 10 m/s²)</w:t>
+      </w:r>
+    </w:p>
+    <w:p>
+      <w:r>
+        <w:drawing>
+          <wp:inline xmlns:a="http://schemas.openxmlformats.org/drawingml/2006/main" xmlns:pic="http://schemas.openxmlformats.org/drawingml/2006/picture">
+            <wp:extent cx="1828800" cy="1359877"/>
+            <wp:docPr id="10" name="Picture 10"/>
+            <wp:cNvGraphicFramePr>
+              <a:graphicFrameLocks noChangeAspect="1"/>
+            </wp:cNvGraphicFramePr>
+            <a:graphic>
+              <a:graphicData uri="http://schemas.openxmlformats.org/drawingml/2006/picture">
+                <pic:pic>
+                  <pic:nvPicPr>
+                    <pic:cNvPr id="0" name="physics_img_1.png"/>
+                    <pic:cNvPicPr/>
+                  </pic:nvPicPr>
+                  <pic:blipFill>
+                    <a:blip r:embed="rId9"/>
+                    <a:stretch>
+                      <a:fillRect/>
+                    </a:stretch>
+                  </pic:blipFill>
+                  <pic:spPr>
+                    <a:xfrm>
+                      <a:off x="0" y="0"/>
+                      <a:ext cx="1828800" cy="1359877"/>
+                    </a:xfrm>
+                    <a:prstGeom prst="rect"/>
+                  </pic:spPr>
+                </pic:pic>
+              </a:graphicData>
+            </a:graphic>
+          </wp:inline>
+        </w:drawing>
+      </w:r>
+    </w:p>
+    <w:p/>
+    <w:p/>
+    <w:p>
+      <w:r>
+        <w:rPr>
+          <w:sz w:val="24"/>
+        </w:rPr>
+        <w:t>21. สัมประสิทธิ์เสียดทานขึ้นอยู่กับปัจจัยใด?</w:t>
       </w:r>
     </w:p>
     <w:p>
       <w:pPr>
-        <w:pStyle w:val="ListBullet"/>
         <w:ind w:left="720"/>
       </w:pPr>
       <w:r>
-        <w:t xml:space="preserve">    ง</w:t>
+        <w:t xml:space="preserve">    1. ก</w:t>
+      </w:r>
+    </w:p>
+    <w:p>
+      <w:pPr>
+        <w:ind w:left="720"/>
+      </w:pPr>
+      <w:r>
+        <w:t xml:space="preserve">    2. ข</w:t>
+      </w:r>
+    </w:p>
+    <w:p>
+      <w:pPr>
+        <w:ind w:left="720"/>
+      </w:pPr>
+      <w:r>
+        <w:t xml:space="preserve">    3. ค</w:t>
+      </w:r>
+    </w:p>
+    <w:p>
+      <w:pPr>
+        <w:ind w:left="720"/>
+      </w:pPr>
+      <w:r>
+        <w:t xml:space="preserve">    4. ง</w:t>
+      </w:r>
+    </w:p>
+    <w:p/>
+    <w:p>
+      <w:r>
+        <w:rPr>
+          <w:sz w:val="24"/>
+        </w:rPr>
+        <w:t>22. วัตถุมวล 6 kg ไถลลงพื้นเอียง 30° ด้วยความเร่ง 2 m/s² จงหาสัมประสิทธิ์เสียดทานจลน์ (g = 10 m/s²)</w:t>
+      </w:r>
+    </w:p>
+    <w:p/>
+    <w:p>
+      <w:r>
+        <w:rPr>
+          <w:sz w:val="24"/>
+        </w:rPr>
+        <w:t>23. วัตถุมวล m วางบนพื้นราบ ถูกแรง F ดึงในแนวราบ ถ้า F ทำให้วัตถุเคลื่อนที่ แรงเสียดทานจะ</w:t>
+      </w:r>
+    </w:p>
+    <w:p>
+      <w:r>
+        <w:drawing>
+          <wp:inline xmlns:a="http://schemas.openxmlformats.org/drawingml/2006/main" xmlns:pic="http://schemas.openxmlformats.org/drawingml/2006/picture">
+            <wp:extent cx="1828800" cy="1359877"/>
+            <wp:docPr id="11" name="Picture 11"/>
+            <wp:cNvGraphicFramePr>
+              <a:graphicFrameLocks noChangeAspect="1"/>
+            </wp:cNvGraphicFramePr>
+            <a:graphic>
+              <a:graphicData uri="http://schemas.openxmlformats.org/drawingml/2006/picture">
+                <pic:pic>
+                  <pic:nvPicPr>
+                    <pic:cNvPr id="0" name="physics_img_14.png"/>
+                    <pic:cNvPicPr/>
+                  </pic:nvPicPr>
+                  <pic:blipFill>
+                    <a:blip r:embed="rId12"/>
+                    <a:stretch>
+                      <a:fillRect/>
+                    </a:stretch>
+                  </pic:blipFill>
+                  <pic:spPr>
+                    <a:xfrm>
+                      <a:off x="0" y="0"/>
+                      <a:ext cx="1828800" cy="1359877"/>
+                    </a:xfrm>
+                    <a:prstGeom prst="rect"/>
+                  </pic:spPr>
+                </pic:pic>
+              </a:graphicData>
+            </a:graphic>
+          </wp:inline>
+        </w:drawing>
+      </w:r>
+    </w:p>
+    <w:p/>
+    <w:p>
+      <w:pPr>
+        <w:ind w:left="720"/>
+      </w:pPr>
+      <w:r>
+        <w:t xml:space="preserve">    1. ก</w:t>
+      </w:r>
+    </w:p>
+    <w:p>
+      <w:pPr>
+        <w:ind w:left="720"/>
+      </w:pPr>
+      <w:r>
+        <w:t xml:space="preserve">    2. ข</w:t>
+      </w:r>
+    </w:p>
+    <w:p>
+      <w:pPr>
+        <w:ind w:left="720"/>
+      </w:pPr>
+      <w:r>
+        <w:t xml:space="preserve">    3. ค</w:t>
+      </w:r>
+    </w:p>
+    <w:p>
+      <w:pPr>
+        <w:ind w:left="720"/>
+      </w:pPr>
+      <w:r>
+        <w:t xml:space="preserve">    4. ง</w:t>
+      </w:r>
+    </w:p>
+    <w:p/>
+    <w:p>
+      <w:r>
+        <w:rPr>
+          <w:sz w:val="24"/>
+        </w:rPr>
+        <w:t>24. วัตถุสองก้อนมวล 3 kg และ 5 kg ผูกติดกันด้วยเชือกบนพื้นเอียง 30° (ก้อน 3 kg อยู่บนพื้นเอียง ก้อน 5 kg ห้อยลงมา) ถ้าไม่มีเสียดทาน จงหาความเร่งของระบบ (g = 10 m/s²)</w:t>
+      </w:r>
+    </w:p>
+    <w:p>
+      <w:r>
+        <w:drawing>
+          <wp:inline xmlns:a="http://schemas.openxmlformats.org/drawingml/2006/main" xmlns:pic="http://schemas.openxmlformats.org/drawingml/2006/picture">
+            <wp:extent cx="1828800" cy="1359877"/>
+            <wp:docPr id="12" name="Picture 12"/>
+            <wp:cNvGraphicFramePr>
+              <a:graphicFrameLocks noChangeAspect="1"/>
+            </wp:cNvGraphicFramePr>
+            <a:graphic>
+              <a:graphicData uri="http://schemas.openxmlformats.org/drawingml/2006/picture">
+                <pic:pic>
+                  <pic:nvPicPr>
+                    <pic:cNvPr id="0" name="physics_img_24.png"/>
+                    <pic:cNvPicPr/>
+                  </pic:nvPicPr>
+                  <pic:blipFill>
+                    <a:blip r:embed="rId13"/>
+                    <a:stretch>
+                      <a:fillRect/>
+                    </a:stretch>
+                  </pic:blipFill>
+                  <pic:spPr>
+                    <a:xfrm>
+                      <a:off x="0" y="0"/>
+                      <a:ext cx="1828800" cy="1359877"/>
+                    </a:xfrm>
+                    <a:prstGeom prst="rect"/>
+                  </pic:spPr>
+                </pic:pic>
+              </a:graphicData>
+            </a:graphic>
+          </wp:inline>
+        </w:drawing>
+      </w:r>
+    </w:p>
+    <w:p/>
+    <w:p/>
+    <w:p>
+      <w:r>
+        <w:rPr>
+          <w:sz w:val="24"/>
+        </w:rPr>
+        <w:t>25. วัตถุวางบนพื้นเอียงมุม 30° แรงปกติ N กระทำในทิศใด relative to พื้นเอียง?</w:t>
+      </w:r>
+    </w:p>
+    <w:p>
+      <w:pPr>
+        <w:ind w:left="720"/>
+      </w:pPr>
+      <w:r>
+        <w:t xml:space="preserve">    1. ก</w:t>
+      </w:r>
+    </w:p>
+    <w:p>
+      <w:pPr>
+        <w:ind w:left="720"/>
+      </w:pPr>
+      <w:r>
+        <w:t xml:space="preserve">    2. ข</w:t>
+      </w:r>
+    </w:p>
+    <w:p>
+      <w:pPr>
+        <w:ind w:left="720"/>
+      </w:pPr>
+      <w:r>
+        <w:t xml:space="preserve">    3. ค</w:t>
+      </w:r>
+    </w:p>
+    <w:p>
+      <w:pPr>
+        <w:ind w:left="720"/>
+      </w:pPr>
+      <w:r>
+        <w:t xml:space="preserve">    4. ง</w:t>
       </w:r>
     </w:p>
     <w:p/>

--- a/physics_course/word/lesson03.docx
+++ b/physics_course/word/lesson03.docx
@@ -24,43 +24,6 @@
         <w:t>1. แรงเสียดทานสถิต (Static Friction) คือแรงเสียดทานที่เกิดขึ้นเมื่อใด?</w:t>
       </w:r>
     </w:p>
-    <w:p>
-      <w:r>
-        <w:drawing>
-          <wp:inline xmlns:a="http://schemas.openxmlformats.org/drawingml/2006/main" xmlns:pic="http://schemas.openxmlformats.org/drawingml/2006/picture">
-            <wp:extent cx="1828800" cy="1359877"/>
-            <wp:docPr id="1" name="Picture 1"/>
-            <wp:cNvGraphicFramePr>
-              <a:graphicFrameLocks noChangeAspect="1"/>
-            </wp:cNvGraphicFramePr>
-            <a:graphic>
-              <a:graphicData uri="http://schemas.openxmlformats.org/drawingml/2006/picture">
-                <pic:pic>
-                  <pic:nvPicPr>
-                    <pic:cNvPr id="0" name="physics_img_1.png"/>
-                    <pic:cNvPicPr/>
-                  </pic:nvPicPr>
-                  <pic:blipFill>
-                    <a:blip r:embed="rId9"/>
-                    <a:stretch>
-                      <a:fillRect/>
-                    </a:stretch>
-                  </pic:blipFill>
-                  <pic:spPr>
-                    <a:xfrm>
-                      <a:off x="0" y="0"/>
-                      <a:ext cx="1828800" cy="1359877"/>
-                    </a:xfrm>
-                    <a:prstGeom prst="rect"/>
-                  </pic:spPr>
-                </pic:pic>
-              </a:graphicData>
-            </a:graphic>
-          </wp:inline>
-        </w:drawing>
-      </w:r>
-    </w:p>
-    <w:p/>
     <w:p>
       <w:pPr>
         <w:ind w:left="720"/>
@@ -203,43 +166,6 @@
       </w:r>
     </w:p>
     <w:p>
-      <w:r>
-        <w:drawing>
-          <wp:inline xmlns:a="http://schemas.openxmlformats.org/drawingml/2006/main" xmlns:pic="http://schemas.openxmlformats.org/drawingml/2006/picture">
-            <wp:extent cx="1828800" cy="1359877"/>
-            <wp:docPr id="2" name="Picture 2"/>
-            <wp:cNvGraphicFramePr>
-              <a:graphicFrameLocks noChangeAspect="1"/>
-            </wp:cNvGraphicFramePr>
-            <a:graphic>
-              <a:graphicData uri="http://schemas.openxmlformats.org/drawingml/2006/picture">
-                <pic:pic>
-                  <pic:nvPicPr>
-                    <pic:cNvPr id="0" name="physics_img_6.png"/>
-                    <pic:cNvPicPr/>
-                  </pic:nvPicPr>
-                  <pic:blipFill>
-                    <a:blip r:embed="rId10"/>
-                    <a:stretch>
-                      <a:fillRect/>
-                    </a:stretch>
-                  </pic:blipFill>
-                  <pic:spPr>
-                    <a:xfrm>
-                      <a:off x="0" y="0"/>
-                      <a:ext cx="1828800" cy="1359877"/>
-                    </a:xfrm>
-                    <a:prstGeom prst="rect"/>
-                  </pic:spPr>
-                </pic:pic>
-              </a:graphicData>
-            </a:graphic>
-          </wp:inline>
-        </w:drawing>
-      </w:r>
-    </w:p>
-    <w:p/>
-    <w:p>
       <w:pPr>
         <w:ind w:left="720"/>
       </w:pPr>
@@ -339,43 +265,6 @@
         <w:t>10. วัตถุมวล 5 kg วางบนพื้นราบ μₖ = 0.25 ถูกแรง F = 30 N ดึงในแนวราบ จงหาความเร่งของวัตถุ (g = 10 m/s²)</w:t>
       </w:r>
     </w:p>
-    <w:p>
-      <w:r>
-        <w:drawing>
-          <wp:inline xmlns:a="http://schemas.openxmlformats.org/drawingml/2006/main" xmlns:pic="http://schemas.openxmlformats.org/drawingml/2006/picture">
-            <wp:extent cx="1828800" cy="1359877"/>
-            <wp:docPr id="3" name="Picture 3"/>
-            <wp:cNvGraphicFramePr>
-              <a:graphicFrameLocks noChangeAspect="1"/>
-            </wp:cNvGraphicFramePr>
-            <a:graphic>
-              <a:graphicData uri="http://schemas.openxmlformats.org/drawingml/2006/picture">
-                <pic:pic>
-                  <pic:nvPicPr>
-                    <pic:cNvPr id="0" name="physics_img_1.png"/>
-                    <pic:cNvPicPr/>
-                  </pic:nvPicPr>
-                  <pic:blipFill>
-                    <a:blip r:embed="rId9"/>
-                    <a:stretch>
-                      <a:fillRect/>
-                    </a:stretch>
-                  </pic:blipFill>
-                  <pic:spPr>
-                    <a:xfrm>
-                      <a:off x="0" y="0"/>
-                      <a:ext cx="1828800" cy="1359877"/>
-                    </a:xfrm>
-                    <a:prstGeom prst="rect"/>
-                  </pic:spPr>
-                </pic:pic>
-              </a:graphicData>
-            </a:graphic>
-          </wp:inline>
-        </w:drawing>
-      </w:r>
-    </w:p>
-    <w:p/>
     <w:p/>
     <w:p>
       <w:r>
@@ -385,43 +274,6 @@
         <w:t>11. วัตถุมวล 10 kg วางบนพื้นเอียงมุม θ กับแนวราบ ถ้าวัตถุอยู่นิ่ง แรงเสียดทานสถิตมีค่าเท่าไหร่?</w:t>
       </w:r>
     </w:p>
-    <w:p>
-      <w:r>
-        <w:drawing>
-          <wp:inline xmlns:a="http://schemas.openxmlformats.org/drawingml/2006/main" xmlns:pic="http://schemas.openxmlformats.org/drawingml/2006/picture">
-            <wp:extent cx="1828800" cy="1359877"/>
-            <wp:docPr id="4" name="Picture 4"/>
-            <wp:cNvGraphicFramePr>
-              <a:graphicFrameLocks noChangeAspect="1"/>
-            </wp:cNvGraphicFramePr>
-            <a:graphic>
-              <a:graphicData uri="http://schemas.openxmlformats.org/drawingml/2006/picture">
-                <pic:pic>
-                  <pic:nvPicPr>
-                    <pic:cNvPr id="0" name="physics_img_11.png"/>
-                    <pic:cNvPicPr/>
-                  </pic:nvPicPr>
-                  <pic:blipFill>
-                    <a:blip r:embed="rId11"/>
-                    <a:stretch>
-                      <a:fillRect/>
-                    </a:stretch>
-                  </pic:blipFill>
-                  <pic:spPr>
-                    <a:xfrm>
-                      <a:off x="0" y="0"/>
-                      <a:ext cx="1828800" cy="1359877"/>
-                    </a:xfrm>
-                    <a:prstGeom prst="rect"/>
-                  </pic:spPr>
-                </pic:pic>
-              </a:graphicData>
-            </a:graphic>
-          </wp:inline>
-        </w:drawing>
-      </w:r>
-    </w:p>
-    <w:p/>
     <w:p>
       <w:pPr>
         <w:ind w:left="720"/>
@@ -463,43 +315,6 @@
         <w:t>12. วัตถุมวล 20 kg วางบนพื้นราบ ต้องออกแรงอย่างน้อย 60 N เพื่อทำให้วัตถุเริ่มเคลื่อนที่ จงหาค่า μₛ (g = 10 m/s²)</w:t>
       </w:r>
     </w:p>
-    <w:p>
-      <w:r>
-        <w:drawing>
-          <wp:inline xmlns:a="http://schemas.openxmlformats.org/drawingml/2006/main" xmlns:pic="http://schemas.openxmlformats.org/drawingml/2006/picture">
-            <wp:extent cx="1828800" cy="1359877"/>
-            <wp:docPr id="5" name="Picture 5"/>
-            <wp:cNvGraphicFramePr>
-              <a:graphicFrameLocks noChangeAspect="1"/>
-            </wp:cNvGraphicFramePr>
-            <a:graphic>
-              <a:graphicData uri="http://schemas.openxmlformats.org/drawingml/2006/picture">
-                <pic:pic>
-                  <pic:nvPicPr>
-                    <pic:cNvPr id="0" name="physics_img_1.png"/>
-                    <pic:cNvPicPr/>
-                  </pic:nvPicPr>
-                  <pic:blipFill>
-                    <a:blip r:embed="rId9"/>
-                    <a:stretch>
-                      <a:fillRect/>
-                    </a:stretch>
-                  </pic:blipFill>
-                  <pic:spPr>
-                    <a:xfrm>
-                      <a:off x="0" y="0"/>
-                      <a:ext cx="1828800" cy="1359877"/>
-                    </a:xfrm>
-                    <a:prstGeom prst="rect"/>
-                  </pic:spPr>
-                </pic:pic>
-              </a:graphicData>
-            </a:graphic>
-          </wp:inline>
-        </w:drawing>
-      </w:r>
-    </w:p>
-    <w:p/>
     <w:p/>
     <w:p>
       <w:r>
@@ -509,43 +324,6 @@
         <w:t>13. ทำไมจึงต้องใช้แรงมากขึ้นเพื่อเริ่มเคลื่อนที่วัตถุมากกว่าการทำให้วัตถุเคลื่อนที่ต่อเนื่องด้วยความเร็วคงที่?</w:t>
       </w:r>
     </w:p>
-    <w:p>
-      <w:r>
-        <w:drawing>
-          <wp:inline xmlns:a="http://schemas.openxmlformats.org/drawingml/2006/main" xmlns:pic="http://schemas.openxmlformats.org/drawingml/2006/picture">
-            <wp:extent cx="1828800" cy="1359877"/>
-            <wp:docPr id="6" name="Picture 6"/>
-            <wp:cNvGraphicFramePr>
-              <a:graphicFrameLocks noChangeAspect="1"/>
-            </wp:cNvGraphicFramePr>
-            <a:graphic>
-              <a:graphicData uri="http://schemas.openxmlformats.org/drawingml/2006/picture">
-                <pic:pic>
-                  <pic:nvPicPr>
-                    <pic:cNvPr id="0" name="physics_img_1.png"/>
-                    <pic:cNvPicPr/>
-                  </pic:nvPicPr>
-                  <pic:blipFill>
-                    <a:blip r:embed="rId9"/>
-                    <a:stretch>
-                      <a:fillRect/>
-                    </a:stretch>
-                  </pic:blipFill>
-                  <pic:spPr>
-                    <a:xfrm>
-                      <a:off x="0" y="0"/>
-                      <a:ext cx="1828800" cy="1359877"/>
-                    </a:xfrm>
-                    <a:prstGeom prst="rect"/>
-                  </pic:spPr>
-                </pic:pic>
-              </a:graphicData>
-            </a:graphic>
-          </wp:inline>
-        </w:drawing>
-      </w:r>
-    </w:p>
-    <w:p/>
     <w:p>
       <w:pPr>
         <w:ind w:left="720"/>
@@ -587,43 +365,6 @@
         <w:t>14. วัตถุมวล 12 kg วางบนพื้นเอียงมุม 45° กับแนวราบ ถ้าไม่มีเสียดทาน ต้องออกแรงขนานพื้นเอียงเท่าไหร่เพื่อดึงวัตถุขึ้นด้วยความเร็วคงที่? (g = 10 m/s²)</w:t>
       </w:r>
     </w:p>
-    <w:p>
-      <w:r>
-        <w:drawing>
-          <wp:inline xmlns:a="http://schemas.openxmlformats.org/drawingml/2006/main" xmlns:pic="http://schemas.openxmlformats.org/drawingml/2006/picture">
-            <wp:extent cx="1828800" cy="1359877"/>
-            <wp:docPr id="7" name="Picture 7"/>
-            <wp:cNvGraphicFramePr>
-              <a:graphicFrameLocks noChangeAspect="1"/>
-            </wp:cNvGraphicFramePr>
-            <a:graphic>
-              <a:graphicData uri="http://schemas.openxmlformats.org/drawingml/2006/picture">
-                <pic:pic>
-                  <pic:nvPicPr>
-                    <pic:cNvPr id="0" name="physics_img_14.png"/>
-                    <pic:cNvPicPr/>
-                  </pic:nvPicPr>
-                  <pic:blipFill>
-                    <a:blip r:embed="rId12"/>
-                    <a:stretch>
-                      <a:fillRect/>
-                    </a:stretch>
-                  </pic:blipFill>
-                  <pic:spPr>
-                    <a:xfrm>
-                      <a:off x="0" y="0"/>
-                      <a:ext cx="1828800" cy="1359877"/>
-                    </a:xfrm>
-                    <a:prstGeom prst="rect"/>
-                  </pic:spPr>
-                </pic:pic>
-              </a:graphicData>
-            </a:graphic>
-          </wp:inline>
-        </w:drawing>
-      </w:r>
-    </w:p>
-    <w:p/>
     <w:p/>
     <w:p>
       <w:r>
@@ -684,43 +425,6 @@
       </w:r>
     </w:p>
     <w:p>
-      <w:r>
-        <w:drawing>
-          <wp:inline xmlns:a="http://schemas.openxmlformats.org/drawingml/2006/main" xmlns:pic="http://schemas.openxmlformats.org/drawingml/2006/picture">
-            <wp:extent cx="1828800" cy="1359877"/>
-            <wp:docPr id="8" name="Picture 8"/>
-            <wp:cNvGraphicFramePr>
-              <a:graphicFrameLocks noChangeAspect="1"/>
-            </wp:cNvGraphicFramePr>
-            <a:graphic>
-              <a:graphicData uri="http://schemas.openxmlformats.org/drawingml/2006/picture">
-                <pic:pic>
-                  <pic:nvPicPr>
-                    <pic:cNvPr id="0" name="physics_img_11.png"/>
-                    <pic:cNvPicPr/>
-                  </pic:nvPicPr>
-                  <pic:blipFill>
-                    <a:blip r:embed="rId11"/>
-                    <a:stretch>
-                      <a:fillRect/>
-                    </a:stretch>
-                  </pic:blipFill>
-                  <pic:spPr>
-                    <a:xfrm>
-                      <a:off x="0" y="0"/>
-                      <a:ext cx="1828800" cy="1359877"/>
-                    </a:xfrm>
-                    <a:prstGeom prst="rect"/>
-                  </pic:spPr>
-                </pic:pic>
-              </a:graphicData>
-            </a:graphic>
-          </wp:inline>
-        </w:drawing>
-      </w:r>
-    </w:p>
-    <w:p/>
-    <w:p>
       <w:pPr>
         <w:ind w:left="720"/>
       </w:pPr>
@@ -771,43 +475,6 @@
       </w:r>
     </w:p>
     <w:p>
-      <w:r>
-        <w:drawing>
-          <wp:inline xmlns:a="http://schemas.openxmlformats.org/drawingml/2006/main" xmlns:pic="http://schemas.openxmlformats.org/drawingml/2006/picture">
-            <wp:extent cx="1828800" cy="1359877"/>
-            <wp:docPr id="9" name="Picture 9"/>
-            <wp:cNvGraphicFramePr>
-              <a:graphicFrameLocks noChangeAspect="1"/>
-            </wp:cNvGraphicFramePr>
-            <a:graphic>
-              <a:graphicData uri="http://schemas.openxmlformats.org/drawingml/2006/picture">
-                <pic:pic>
-                  <pic:nvPicPr>
-                    <pic:cNvPr id="0" name="physics_img_1.png"/>
-                    <pic:cNvPicPr/>
-                  </pic:nvPicPr>
-                  <pic:blipFill>
-                    <a:blip r:embed="rId9"/>
-                    <a:stretch>
-                      <a:fillRect/>
-                    </a:stretch>
-                  </pic:blipFill>
-                  <pic:spPr>
-                    <a:xfrm>
-                      <a:off x="0" y="0"/>
-                      <a:ext cx="1828800" cy="1359877"/>
-                    </a:xfrm>
-                    <a:prstGeom prst="rect"/>
-                  </pic:spPr>
-                </pic:pic>
-              </a:graphicData>
-            </a:graphic>
-          </wp:inline>
-        </w:drawing>
-      </w:r>
-    </w:p>
-    <w:p/>
-    <w:p>
       <w:pPr>
         <w:ind w:left="720"/>
       </w:pPr>
@@ -848,43 +515,6 @@
         <w:t>20. กล่องมวล 10 kg เคลื่อนที่ด้วยความเร็ว 8 m/s บนพื้นราบ μₖ = 0.2 กล่องจะเคลื่อนที่ได้อีกไกลเท่าไหร่ก่อนจะหยุด? (g = 10 m/s²)</w:t>
       </w:r>
     </w:p>
-    <w:p>
-      <w:r>
-        <w:drawing>
-          <wp:inline xmlns:a="http://schemas.openxmlformats.org/drawingml/2006/main" xmlns:pic="http://schemas.openxmlformats.org/drawingml/2006/picture">
-            <wp:extent cx="1828800" cy="1359877"/>
-            <wp:docPr id="10" name="Picture 10"/>
-            <wp:cNvGraphicFramePr>
-              <a:graphicFrameLocks noChangeAspect="1"/>
-            </wp:cNvGraphicFramePr>
-            <a:graphic>
-              <a:graphicData uri="http://schemas.openxmlformats.org/drawingml/2006/picture">
-                <pic:pic>
-                  <pic:nvPicPr>
-                    <pic:cNvPr id="0" name="physics_img_1.png"/>
-                    <pic:cNvPicPr/>
-                  </pic:nvPicPr>
-                  <pic:blipFill>
-                    <a:blip r:embed="rId9"/>
-                    <a:stretch>
-                      <a:fillRect/>
-                    </a:stretch>
-                  </pic:blipFill>
-                  <pic:spPr>
-                    <a:xfrm>
-                      <a:off x="0" y="0"/>
-                      <a:ext cx="1828800" cy="1359877"/>
-                    </a:xfrm>
-                    <a:prstGeom prst="rect"/>
-                  </pic:spPr>
-                </pic:pic>
-              </a:graphicData>
-            </a:graphic>
-          </wp:inline>
-        </w:drawing>
-      </w:r>
-    </w:p>
-    <w:p/>
     <w:p/>
     <w:p>
       <w:r>
@@ -945,43 +575,6 @@
       </w:r>
     </w:p>
     <w:p>
-      <w:r>
-        <w:drawing>
-          <wp:inline xmlns:a="http://schemas.openxmlformats.org/drawingml/2006/main" xmlns:pic="http://schemas.openxmlformats.org/drawingml/2006/picture">
-            <wp:extent cx="1828800" cy="1359877"/>
-            <wp:docPr id="11" name="Picture 11"/>
-            <wp:cNvGraphicFramePr>
-              <a:graphicFrameLocks noChangeAspect="1"/>
-            </wp:cNvGraphicFramePr>
-            <a:graphic>
-              <a:graphicData uri="http://schemas.openxmlformats.org/drawingml/2006/picture">
-                <pic:pic>
-                  <pic:nvPicPr>
-                    <pic:cNvPr id="0" name="physics_img_14.png"/>
-                    <pic:cNvPicPr/>
-                  </pic:nvPicPr>
-                  <pic:blipFill>
-                    <a:blip r:embed="rId12"/>
-                    <a:stretch>
-                      <a:fillRect/>
-                    </a:stretch>
-                  </pic:blipFill>
-                  <pic:spPr>
-                    <a:xfrm>
-                      <a:off x="0" y="0"/>
-                      <a:ext cx="1828800" cy="1359877"/>
-                    </a:xfrm>
-                    <a:prstGeom prst="rect"/>
-                  </pic:spPr>
-                </pic:pic>
-              </a:graphicData>
-            </a:graphic>
-          </wp:inline>
-        </w:drawing>
-      </w:r>
-    </w:p>
-    <w:p/>
-    <w:p>
       <w:pPr>
         <w:ind w:left="720"/>
       </w:pPr>
@@ -1022,43 +615,6 @@
         <w:t>24. วัตถุสองก้อนมวล 3 kg และ 5 kg ผูกติดกันด้วยเชือกบนพื้นเอียง 30° (ก้อน 3 kg อยู่บนพื้นเอียง ก้อน 5 kg ห้อยลงมา) ถ้าไม่มีเสียดทาน จงหาความเร่งของระบบ (g = 10 m/s²)</w:t>
       </w:r>
     </w:p>
-    <w:p>
-      <w:r>
-        <w:drawing>
-          <wp:inline xmlns:a="http://schemas.openxmlformats.org/drawingml/2006/main" xmlns:pic="http://schemas.openxmlformats.org/drawingml/2006/picture">
-            <wp:extent cx="1828800" cy="1359877"/>
-            <wp:docPr id="12" name="Picture 12"/>
-            <wp:cNvGraphicFramePr>
-              <a:graphicFrameLocks noChangeAspect="1"/>
-            </wp:cNvGraphicFramePr>
-            <a:graphic>
-              <a:graphicData uri="http://schemas.openxmlformats.org/drawingml/2006/picture">
-                <pic:pic>
-                  <pic:nvPicPr>
-                    <pic:cNvPr id="0" name="physics_img_24.png"/>
-                    <pic:cNvPicPr/>
-                  </pic:nvPicPr>
-                  <pic:blipFill>
-                    <a:blip r:embed="rId13"/>
-                    <a:stretch>
-                      <a:fillRect/>
-                    </a:stretch>
-                  </pic:blipFill>
-                  <pic:spPr>
-                    <a:xfrm>
-                      <a:off x="0" y="0"/>
-                      <a:ext cx="1828800" cy="1359877"/>
-                    </a:xfrm>
-                    <a:prstGeom prst="rect"/>
-                  </pic:spPr>
-                </pic:pic>
-              </a:graphicData>
-            </a:graphic>
-          </wp:inline>
-        </w:drawing>
-      </w:r>
-    </w:p>
-    <w:p/>
     <w:p/>
     <w:p>
       <w:r>
